--- a/docs/master_verified_bibliography_2026.docx
+++ b/docs/master_verified_bibliography_2026.docx
@@ -164,7 +164,7 @@
         </w:rPr>
         <w:t xml:space="preserve">PMID: 25426837  |  </w:t>
       </w:r>
-      <w:hyperlink w:history="1" r:id="rIdvg13shuh_vlhedgo8s7oa">
+      <w:hyperlink w:history="1" r:id="rIdma75zvbb6jwbgvbzifl8e">
         <w:r>
           <w:rPr>
             <w:rFonts w:ascii="Arial" w:cs="Arial" w:eastAsia="Arial" w:hAnsi="Arial"/>
@@ -219,7 +219,7 @@
         </w:rPr>
         <w:t xml:space="preserve">PMID: 25426838  |  </w:t>
       </w:r>
-      <w:hyperlink w:history="1" r:id="rIdqn2lifxixbdhyr8jeowij">
+      <w:hyperlink w:history="1" r:id="rIdvquwagi-4sw3jezqxfect">
         <w:r>
           <w:rPr>
             <w:rFonts w:ascii="Arial" w:cs="Arial" w:eastAsia="Arial" w:hAnsi="Arial"/>
@@ -274,7 +274,7 @@
         </w:rPr>
         <w:t xml:space="preserve">PMID: 25931582  |  </w:t>
       </w:r>
-      <w:hyperlink w:history="1" r:id="rId3degm07oovjg0y_rev77n">
+      <w:hyperlink w:history="1" r:id="rIduwjtwm0yqpxjsh4tpqu6i">
         <w:r>
           <w:rPr>
             <w:rFonts w:ascii="Arial" w:cs="Arial" w:eastAsia="Arial" w:hAnsi="Arial"/>
@@ -329,7 +329,7 @@
         </w:rPr>
         <w:t xml:space="preserve">PMID: 28636844  |  </w:t>
       </w:r>
-      <w:hyperlink w:history="1" r:id="rIday-b7kfhtezp4qlp19rzt">
+      <w:hyperlink w:history="1" r:id="rIdmrnid3lzyjtinkdshdndl">
         <w:r>
           <w:rPr>
             <w:rFonts w:ascii="Arial" w:cs="Arial" w:eastAsia="Arial" w:hAnsi="Arial"/>
@@ -393,6 +393,61 @@
           <w:sz w:val="21"/>
           <w:szCs w:val="21"/>
         </w:rPr>
+        <w:t xml:space="preserve">Busque L, Patel JP, Figueroa ME, et al. Recurrent somatic TET2 mutations in normal elderly individuals with clonal hematopoiesis. Nat Genet. 2012;44(11):1179-1181.</w:t>
+      </w:r>
+    </w:p>
+    <w:p>
+      <w:pPr>
+        <w:spacing w:after="100" w:before="20"/>
+        <w:ind w:left="600"/>
+      </w:pPr>
+      <w:r>
+        <w:rPr>
+          <w:rFonts w:ascii="Arial" w:cs="Arial" w:eastAsia="Arial" w:hAnsi="Arial"/>
+          <w:b/>
+          <w:bCs/>
+          <w:color w:val="666666"/>
+          <w:sz w:val="19"/>
+          <w:szCs w:val="19"/>
+        </w:rPr>
+        <w:t xml:space="preserve">PMID: 23001125  |  </w:t>
+      </w:r>
+      <w:hyperlink w:history="1" r:id="rId5heowk23mg9jd4izhfb3z">
+        <w:r>
+          <w:rPr>
+            <w:rFonts w:ascii="Arial" w:cs="Arial" w:eastAsia="Arial" w:hAnsi="Arial"/>
+            <w:color w:val="1C7293"/>
+            <w:sz w:val="19"/>
+            <w:szCs w:val="19"/>
+            <w:u w:val="single"/>
+          </w:rPr>
+          <w:t xml:space="preserve">https://pubmed.ncbi.nlm.nih.gov/23001125/</w:t>
+        </w:r>
+      </w:hyperlink>
+    </w:p>
+    <w:p>
+      <w:pPr>
+        <w:spacing w:after="0" w:before="140"/>
+        <w:ind w:left="600" w:hanging="600"/>
+      </w:pPr>
+      <w:r>
+        <w:rPr>
+          <w:rFonts w:ascii="Arial" w:cs="Arial" w:eastAsia="Arial" w:hAnsi="Arial"/>
+          <w:b/>
+          <w:bCs/>
+          <w:color w:val="028090"/>
+          <w:sz w:val="21"/>
+          <w:szCs w:val="21"/>
+        </w:rPr>
+        <w:t xml:space="preserve">6.  </w:t>
+      </w:r>
+      <w:r>
+        <w:rPr>
+          <w:rFonts w:ascii="Arial" w:cs="Arial" w:eastAsia="Arial" w:hAnsi="Arial"/>
+          <w:color w:val="1E1E1E"/>
+          <w:sz w:val="21"/>
+          <w:szCs w:val="21"/>
+        </w:rPr>
         <w:t xml:space="preserve">Fuster JJ, MacLauchlan S, Zuriaga MA, et al. Clonal hematopoiesis associated with TET2 deficiency accelerates atherosclerosis development in mice. Science. 2017;355(6327):842-847.</w:t>
       </w:r>
     </w:p>
@@ -412,7 +467,7 @@
         </w:rPr>
         <w:t xml:space="preserve">PMID: 28104796  |  </w:t>
       </w:r>
-      <w:hyperlink w:history="1" r:id="rId0vmem4cncpea4jnzwsfmn">
+      <w:hyperlink w:history="1" r:id="rIdo_mvqxg8jhk7hh6kh6xjj">
         <w:r>
           <w:rPr>
             <w:rFonts w:ascii="Arial" w:cs="Arial" w:eastAsia="Arial" w:hAnsi="Arial"/>
@@ -467,7 +522,7 @@
         </w:rPr>
         <w:t xml:space="preserve">PMID: 29471939  |  </w:t>
       </w:r>
-      <w:hyperlink w:history="1" r:id="rIdukbthws4lhyeyfy9hoguc">
+      <w:hyperlink w:history="1" r:id="rId_qxluwxpgyhkqadbqhb7z">
         <w:r>
           <w:rPr>
             <w:rFonts w:ascii="Arial" w:cs="Arial" w:eastAsia="Arial" w:hAnsi="Arial"/>
@@ -522,7 +577,7 @@
         </w:rPr>
         <w:t xml:space="preserve">PMID: 33636129  |  </w:t>
       </w:r>
-      <w:hyperlink w:history="1" r:id="rIdhmudluudcj7254_a6arod">
+      <w:hyperlink w:history="1" r:id="rIdbopm1vsczemkbultr03c-">
         <w:r>
           <w:rPr>
             <w:rFonts w:ascii="Arial" w:cs="Arial" w:eastAsia="Arial" w:hAnsi="Arial"/>
@@ -577,7 +632,7 @@
         </w:rPr>
         <w:t xml:space="preserve">PMID: 37333361  |  </w:t>
       </w:r>
-      <w:hyperlink w:history="1" r:id="rIduzdfinyc1hgu6c8llxdfy">
+      <w:hyperlink w:history="1" r:id="rIdwte9c8necfknqbowmh-q-">
         <w:r>
           <w:rPr>
             <w:rFonts w:ascii="Arial" w:cs="Arial" w:eastAsia="Arial" w:hAnsi="Arial"/>
@@ -632,7 +687,7 @@
         </w:rPr>
         <w:t xml:space="preserve">PMID: 31707791  |  </w:t>
       </w:r>
-      <w:hyperlink w:history="1" r:id="rIdablds_fqkonxn93q_nvst">
+      <w:hyperlink w:history="1" r:id="rId-whsjvc1oglpgri6gjfse">
         <w:r>
           <w:rPr>
             <w:rFonts w:ascii="Arial" w:cs="Arial" w:eastAsia="Arial" w:hAnsi="Arial"/>
@@ -715,7 +770,7 @@
         </w:rPr>
         <w:t xml:space="preserve">PMID: 28845751  |  </w:t>
       </w:r>
-      <w:hyperlink w:history="1" r:id="rId8fh91cot55unkpxvryya6">
+      <w:hyperlink w:history="1" r:id="rIdbprlakf7xyxudptsy24xq">
         <w:r>
           <w:rPr>
             <w:rFonts w:ascii="Arial" w:cs="Arial" w:eastAsia="Arial" w:hAnsi="Arial"/>
@@ -770,7 +825,7 @@
         </w:rPr>
         <w:t xml:space="preserve">PMID: 35385050  |  </w:t>
       </w:r>
-      <w:hyperlink w:history="1" r:id="rId0vplw1kiydo2xzwalqtpd">
+      <w:hyperlink w:history="1" r:id="rIdf9qhjbsrbf1zfle-rhnkc">
         <w:r>
           <w:rPr>
             <w:rFonts w:ascii="Arial" w:cs="Arial" w:eastAsia="Arial" w:hAnsi="Arial"/>
@@ -825,7 +880,7 @@
         </w:rPr>
         <w:t xml:space="preserve">PMID: 31733140  |  </w:t>
       </w:r>
-      <w:hyperlink w:history="1" r:id="rId7pbxeval0cf9fkgpe16nb">
+      <w:hyperlink w:history="1" r:id="rIdi-pfs2gkr2lwryw1k8uk8">
         <w:r>
           <w:rPr>
             <w:rFonts w:ascii="Arial" w:cs="Arial" w:eastAsia="Arial" w:hAnsi="Arial"/>
@@ -880,7 +935,7 @@
         </w:rPr>
         <w:t xml:space="preserve">PMID: 32865380  |  </w:t>
       </w:r>
-      <w:hyperlink w:history="1" r:id="rIdrhzbrvvyn0pswccmvlk7c">
+      <w:hyperlink w:history="1" r:id="rIdssiv8me1xtt4gyyysuvoc">
         <w:r>
           <w:rPr>
             <w:rFonts w:ascii="Arial" w:cs="Arial" w:eastAsia="Arial" w:hAnsi="Arial"/>
@@ -935,7 +990,7 @@
         </w:rPr>
         <w:t xml:space="preserve"/>
       </w:r>
-      <w:hyperlink w:history="1" r:id="rId-gvabejasvofp18gpnw1u">
+      <w:hyperlink w:history="1" r:id="rIdteudb1akjzwxn28_fuqkr">
         <w:r>
           <w:rPr>
             <w:rFonts w:ascii="Arial" w:cs="Arial" w:eastAsia="Arial" w:hAnsi="Arial"/>
@@ -1018,7 +1073,7 @@
         </w:rPr>
         <w:t xml:space="preserve">PMID: 37450968  |  </w:t>
       </w:r>
-      <w:hyperlink w:history="1" r:id="rIdi3gzfu6twg_3ulhsc0wgp">
+      <w:hyperlink w:history="1" r:id="rIdgc4-scfasefzkzlespyxn">
         <w:r>
           <w:rPr>
             <w:rFonts w:ascii="Arial" w:cs="Arial" w:eastAsia="Arial" w:hAnsi="Arial"/>
@@ -1073,7 +1128,7 @@
         </w:rPr>
         <w:t xml:space="preserve">PMID: 35659875  |  </w:t>
       </w:r>
-      <w:hyperlink w:history="1" r:id="rIdrgy3pghj-tu5eigvfuwt3">
+      <w:hyperlink w:history="1" r:id="rIdmwex0y0ivagnrn56mb0yo">
         <w:r>
           <w:rPr>
             <w:rFonts w:ascii="Arial" w:cs="Arial" w:eastAsia="Arial" w:hAnsi="Arial"/>
@@ -1156,7 +1211,7 @@
         </w:rPr>
         <w:t xml:space="preserve">PMID: 37325581  |  </w:t>
       </w:r>
-      <w:hyperlink w:history="1" r:id="rIdqggnyslam56saychwnch8">
+      <w:hyperlink w:history="1" r:id="rIdszteotn_34td6kckiwexy">
         <w:r>
           <w:rPr>
             <w:rFonts w:ascii="Arial" w:cs="Arial" w:eastAsia="Arial" w:hAnsi="Arial"/>
@@ -1211,7 +1266,7 @@
         </w:rPr>
         <w:t xml:space="preserve">PMID: 34385711  |  </w:t>
       </w:r>
-      <w:hyperlink w:history="1" r:id="rIdhdaaugogwgl5w9sqlftqx">
+      <w:hyperlink w:history="1" r:id="rIdlr2wid4cgv_iexkfjnyl-">
         <w:r>
           <w:rPr>
             <w:rFonts w:ascii="Arial" w:cs="Arial" w:eastAsia="Arial" w:hAnsi="Arial"/>
@@ -1266,7 +1321,7 @@
         </w:rPr>
         <w:t xml:space="preserve">PMID: 31345432  |  </w:t>
       </w:r>
-      <w:hyperlink w:history="1" r:id="rIdux6qqs9kqqg1fhalu3e4o">
+      <w:hyperlink w:history="1" r:id="rIdemcigyillfevqal58brpe">
         <w:r>
           <w:rPr>
             <w:rFonts w:ascii="Arial" w:cs="Arial" w:eastAsia="Arial" w:hAnsi="Arial"/>
@@ -1289,62 +1344,88 @@
           <w:rFonts w:ascii="Arial" w:cs="Arial" w:eastAsia="Arial" w:hAnsi="Arial"/>
           <w:b/>
           <w:bCs/>
+          <w:color w:val="7D5A00"/>
+          <w:sz w:val="21"/>
+          <w:szCs w:val="21"/>
+        </w:rPr>
+        <w:t xml:space="preserve">20.  </w:t>
+      </w:r>
+      <w:r>
+        <w:rPr>
+          <w:rFonts w:ascii="Arial" w:cs="Arial" w:eastAsia="Arial" w:hAnsi="Arial"/>
+          <w:b/>
+          <w:bCs/>
+          <w:color w:val="7D5A00"/>
+          <w:sz w:val="21"/>
+          <w:szCs w:val="21"/>
+        </w:rPr>
+        <w:t xml:space="preserve">[CORRECTED FROM ORIGINAL]  </w:t>
+      </w:r>
+      <w:r>
+        <w:rPr>
+          <w:rFonts w:ascii="Arial" w:cs="Arial" w:eastAsia="Arial" w:hAnsi="Arial"/>
+          <w:color w:val="1E1E1E"/>
+          <w:sz w:val="21"/>
+          <w:szCs w:val="21"/>
+        </w:rPr>
+        <w:t xml:space="preserve">Malcovati L, Cazzola M. How I manage patients with unexplained cytopenia. Blood. 2025;145(15):1610-1620.</w:t>
+      </w:r>
+    </w:p>
+    <w:p>
+      <w:pPr>
+        <w:spacing w:after="0" w:before="10"/>
+        <w:ind w:left="600"/>
+      </w:pPr>
+      <w:r>
+        <w:rPr>
+          <w:rFonts w:ascii="Arial" w:cs="Arial" w:eastAsia="Arial" w:hAnsi="Arial"/>
           <w:color w:val="8B0000"/>
-          <w:sz w:val="21"/>
-          <w:szCs w:val="21"/>
-        </w:rPr>
-        <w:t xml:space="preserve">20.  </w:t>
-      </w:r>
-      <w:r>
-        <w:rPr>
-          <w:rFonts w:ascii="Arial" w:cs="Arial" w:eastAsia="Arial" w:hAnsi="Arial"/>
-          <w:b/>
-          <w:bCs/>
-          <w:color w:val="8B0000"/>
-          <w:sz w:val="21"/>
-          <w:szCs w:val="21"/>
-        </w:rPr>
-        <w:t xml:space="preserve">[REQUIRES VERIFICATION]  </w:t>
-      </w:r>
-      <w:r>
-        <w:rPr>
-          <w:rFonts w:ascii="Arial" w:cs="Arial" w:eastAsia="Arial" w:hAnsi="Arial"/>
-          <w:color w:val="1E1E1E"/>
-          <w:sz w:val="21"/>
-          <w:szCs w:val="21"/>
-        </w:rPr>
-        <w:t xml:space="preserve">Zeidan AM, Platzbecker U, Santini V, et al. How I manage patients with unexplained cytopenia. Blood. 2025;145(15):1610-1622.</w:t>
-      </w:r>
-    </w:p>
-    <w:p>
-      <w:pPr>
-        <w:pBdr>
-          <w:left w:val="thick" w:color="8B0000" w:sz="12" w:space="6"/>
-        </w:pBdr>
-        <w:spacing w:after="100" w:before="20"/>
-        <w:ind w:left="600"/>
-      </w:pPr>
-      <w:r>
-        <w:rPr>
-          <w:rFonts w:ascii="Arial" w:cs="Arial" w:eastAsia="Arial" w:hAnsi="Arial"/>
-          <w:color w:val="8B0000"/>
-          <w:sz w:val="19"/>
-          <w:szCs w:val="19"/>
-        </w:rPr>
-        <w:t xml:space="preserve">Verification note: Cited as Blood 2025 How I Treat. Verify at https://ashpublications.org/blood: search 'Zeidan unexplained cytopenia 2025'. Publication date and volume not independently confirmed.</w:t>
-      </w:r>
-    </w:p>
-    <w:p>
-      <w:pPr>
-        <w:spacing w:after="0" w:before="140"/>
-        <w:ind w:left="600" w:hanging="600"/>
-      </w:pPr>
-      <w:r>
-        <w:rPr>
-          <w:rFonts w:ascii="Arial" w:cs="Arial" w:eastAsia="Arial" w:hAnsi="Arial"/>
-          <w:b/>
-          <w:bCs/>
-          <w:color w:val="8B0000"/>
+          <w:sz w:val="19"/>
+          <w:szCs w:val="19"/>
+        </w:rPr>
+        <w:t xml:space="preserve">Original (fabricated): Zeidan AM, Platzbecker U, Santini V, et al. How I manage patients with unexplained cytopenia. Blood. 2025;145(15):1610-1622.</w:t>
+      </w:r>
+    </w:p>
+    <w:p>
+      <w:pPr>
+        <w:spacing w:after="100" w:before="20"/>
+        <w:ind w:left="600"/>
+      </w:pPr>
+      <w:r>
+        <w:rPr>
+          <w:rFonts w:ascii="Arial" w:cs="Arial" w:eastAsia="Arial" w:hAnsi="Arial"/>
+          <w:b/>
+          <w:bCs/>
+          <w:color w:val="666666"/>
+          <w:sz w:val="19"/>
+          <w:szCs w:val="19"/>
+        </w:rPr>
+        <w:t xml:space="preserve">PMID: 39786421  |  </w:t>
+      </w:r>
+      <w:hyperlink w:history="1" r:id="rId6li6wxs4gyknoaik3v0kk">
+        <w:r>
+          <w:rPr>
+            <w:rFonts w:ascii="Arial" w:cs="Arial" w:eastAsia="Arial" w:hAnsi="Arial"/>
+            <w:color w:val="1C7293"/>
+            <w:sz w:val="19"/>
+            <w:szCs w:val="19"/>
+            <w:u w:val="single"/>
+          </w:rPr>
+          <w:t xml:space="preserve">https://pubmed.ncbi.nlm.nih.gov/39786421/</w:t>
+        </w:r>
+      </w:hyperlink>
+    </w:p>
+    <w:p>
+      <w:pPr>
+        <w:spacing w:after="0" w:before="140"/>
+        <w:ind w:left="600" w:hanging="600"/>
+      </w:pPr>
+      <w:r>
+        <w:rPr>
+          <w:rFonts w:ascii="Arial" w:cs="Arial" w:eastAsia="Arial" w:hAnsi="Arial"/>
+          <w:b/>
+          <w:bCs/>
+          <w:color w:val="028090"/>
           <w:sz w:val="21"/>
           <w:szCs w:val="21"/>
         </w:rPr>
@@ -1353,17 +1434,6 @@
       <w:r>
         <w:rPr>
           <w:rFonts w:ascii="Arial" w:cs="Arial" w:eastAsia="Arial" w:hAnsi="Arial"/>
-          <w:b/>
-          <w:bCs/>
-          <w:color w:val="8B0000"/>
-          <w:sz w:val="21"/>
-          <w:szCs w:val="21"/>
-        </w:rPr>
-        <w:t xml:space="preserve">[REQUIRES VERIFICATION]  </w:t>
-      </w:r>
-      <w:r>
-        <w:rPr>
-          <w:rFonts w:ascii="Arial" w:cs="Arial" w:eastAsia="Arial" w:hAnsi="Arial"/>
           <w:color w:val="1E1E1E"/>
           <w:sz w:val="21"/>
           <w:szCs w:val="21"/>
@@ -1373,21 +1443,32 @@
     </w:p>
     <w:p>
       <w:pPr>
-        <w:pBdr>
-          <w:left w:val="thick" w:color="8B0000" w:sz="12" w:space="6"/>
-        </w:pBdr>
-        <w:spacing w:after="100" w:before="20"/>
-        <w:ind w:left="600"/>
-      </w:pPr>
-      <w:r>
-        <w:rPr>
-          <w:rFonts w:ascii="Arial" w:cs="Arial" w:eastAsia="Arial" w:hAnsi="Arial"/>
-          <w:color w:val="8B0000"/>
-          <w:sz w:val="19"/>
-          <w:szCs w:val="19"/>
-        </w:rPr>
-        <w:t xml:space="preserve">Verification note: Cited as JACC CardioOncology 2025. Verify at https://www.jacc.org/journal/cardio-oncology: search 'Libby CHIP cardiovascular risk 2025'. Volume and page numbers not independently confirmed.</w:t>
-      </w:r>
+        <w:spacing w:after="100" w:before="20"/>
+        <w:ind w:left="600"/>
+      </w:pPr>
+      <w:r>
+        <w:rPr>
+          <w:rFonts w:ascii="Arial" w:cs="Arial" w:eastAsia="Arial" w:hAnsi="Arial"/>
+          <w:b/>
+          <w:bCs/>
+          <w:color w:val="666666"/>
+          <w:sz w:val="19"/>
+          <w:szCs w:val="19"/>
+        </w:rPr>
+        <w:t xml:space="preserve"/>
+      </w:r>
+      <w:hyperlink w:history="1" r:id="rId3gjoegb9twuf8xqafgcii">
+        <w:r>
+          <w:rPr>
+            <w:rFonts w:ascii="Arial" w:cs="Arial" w:eastAsia="Arial" w:hAnsi="Arial"/>
+            <w:color w:val="1C7293"/>
+            <w:sz w:val="19"/>
+            <w:szCs w:val="19"/>
+            <w:u w:val="single"/>
+          </w:rPr>
+          <w:t xml:space="preserve">https://www.jacc.org/doi/10.1016/j.jaccao.2025.01.010</w:t>
+        </w:r>
+      </w:hyperlink>
     </w:p>
     <w:p>
       <w:pPr>
@@ -1459,7 +1540,7 @@
         </w:rPr>
         <w:t xml:space="preserve">PMID: 34183130  |  </w:t>
       </w:r>
-      <w:hyperlink w:history="1" r:id="rIdjz2d2wqr_zhcqb2jaaxjq">
+      <w:hyperlink w:history="1" r:id="rIditeeeruipzsxdvuey_feo">
         <w:r>
           <w:rPr>
             <w:rFonts w:ascii="Arial" w:cs="Arial" w:eastAsia="Arial" w:hAnsi="Arial"/>
@@ -1514,7 +1595,7 @@
         </w:rPr>
         <w:t xml:space="preserve">PMID: 33270116  |  </w:t>
       </w:r>
-      <w:hyperlink w:history="1" r:id="rIdhijgqb0qttkkrhh8kpxpq">
+      <w:hyperlink w:history="1" r:id="rId9_kypbt7jqhfnfulbxf-9">
         <w:r>
           <w:rPr>
             <w:rFonts w:ascii="Arial" w:cs="Arial" w:eastAsia="Arial" w:hAnsi="Arial"/>
@@ -1569,7 +1650,7 @@
         </w:rPr>
         <w:t xml:space="preserve">PMID: 30422174  |  </w:t>
       </w:r>
-      <w:hyperlink w:history="1" r:id="rId5iqsknvtwd_ewet9wulik">
+      <w:hyperlink w:history="1" r:id="rIdz7y7darbux4ti9ygyxkgq">
         <w:r>
           <w:rPr>
             <w:rFonts w:ascii="Arial" w:cs="Arial" w:eastAsia="Arial" w:hAnsi="Arial"/>
@@ -1592,7 +1673,7 @@
           <w:rFonts w:ascii="Arial" w:cs="Arial" w:eastAsia="Arial" w:hAnsi="Arial"/>
           <w:b/>
           <w:bCs/>
-          <w:color w:val="8B0000"/>
+          <w:color w:val="028090"/>
           <w:sz w:val="21"/>
           <w:szCs w:val="21"/>
         </w:rPr>
@@ -1601,17 +1682,6 @@
       <w:r>
         <w:rPr>
           <w:rFonts w:ascii="Arial" w:cs="Arial" w:eastAsia="Arial" w:hAnsi="Arial"/>
-          <w:b/>
-          <w:bCs/>
-          <w:color w:val="8B0000"/>
-          <w:sz w:val="21"/>
-          <w:szCs w:val="21"/>
-        </w:rPr>
-        <w:t xml:space="preserve">[REQUIRES VERIFICATION]  </w:t>
-      </w:r>
-      <w:r>
-        <w:rPr>
-          <w:rFonts w:ascii="Arial" w:cs="Arial" w:eastAsia="Arial" w:hAnsi="Arial"/>
           <w:color w:val="1E1E1E"/>
           <w:sz w:val="21"/>
           <w:szCs w:val="21"/>
@@ -1621,33 +1691,44 @@
     </w:p>
     <w:p>
       <w:pPr>
-        <w:pBdr>
-          <w:left w:val="thick" w:color="8B0000" w:sz="12" w:space="6"/>
-        </w:pBdr>
-        <w:spacing w:after="100" w:before="20"/>
-        <w:ind w:left="600"/>
-      </w:pPr>
-      <w:r>
-        <w:rPr>
-          <w:rFonts w:ascii="Arial" w:cs="Arial" w:eastAsia="Arial" w:hAnsi="Arial"/>
-          <w:color w:val="8B0000"/>
-          <w:sz w:val="19"/>
-          <w:szCs w:val="19"/>
-        </w:rPr>
-        <w:t xml:space="preserve">Verification note: AHA 2024 Scientific Sessions abstract. Verify at https://www.ahajournals.org/doi/abs/10.1161/circ.150.suppl_1.4144372: abstract not independently confirmed via search result.</w:t>
-      </w:r>
-    </w:p>
-    <w:p>
-      <w:pPr>
-        <w:spacing w:after="0" w:before="140"/>
-        <w:ind w:left="600" w:hanging="600"/>
-      </w:pPr>
-      <w:r>
-        <w:rPr>
-          <w:rFonts w:ascii="Arial" w:cs="Arial" w:eastAsia="Arial" w:hAnsi="Arial"/>
-          <w:b/>
-          <w:bCs/>
-          <w:color w:val="8B0000"/>
+        <w:spacing w:after="100" w:before="20"/>
+        <w:ind w:left="600"/>
+      </w:pPr>
+      <w:r>
+        <w:rPr>
+          <w:rFonts w:ascii="Arial" w:cs="Arial" w:eastAsia="Arial" w:hAnsi="Arial"/>
+          <w:b/>
+          <w:bCs/>
+          <w:color w:val="666666"/>
+          <w:sz w:val="19"/>
+          <w:szCs w:val="19"/>
+        </w:rPr>
+        <w:t xml:space="preserve"/>
+      </w:r>
+      <w:hyperlink w:history="1" r:id="rIddm_emzopsy-fqylfz6bub">
+        <w:r>
+          <w:rPr>
+            <w:rFonts w:ascii="Arial" w:cs="Arial" w:eastAsia="Arial" w:hAnsi="Arial"/>
+            <w:color w:val="1C7293"/>
+            <w:sz w:val="19"/>
+            <w:szCs w:val="19"/>
+            <w:u w:val="single"/>
+          </w:rPr>
+          <w:t xml:space="preserve">https://www.ahajournals.org/doi/abs/10.1161/circ.150.suppl_1.4144372</w:t>
+        </w:r>
+      </w:hyperlink>
+    </w:p>
+    <w:p>
+      <w:pPr>
+        <w:spacing w:after="0" w:before="140"/>
+        <w:ind w:left="600" w:hanging="600"/>
+      </w:pPr>
+      <w:r>
+        <w:rPr>
+          <w:rFonts w:ascii="Arial" w:cs="Arial" w:eastAsia="Arial" w:hAnsi="Arial"/>
+          <w:b/>
+          <w:bCs/>
+          <w:color w:val="028090"/>
           <w:sz w:val="21"/>
           <w:szCs w:val="21"/>
         </w:rPr>
@@ -1656,17 +1737,6 @@
       <w:r>
         <w:rPr>
           <w:rFonts w:ascii="Arial" w:cs="Arial" w:eastAsia="Arial" w:hAnsi="Arial"/>
-          <w:b/>
-          <w:bCs/>
-          <w:color w:val="8B0000"/>
-          <w:sz w:val="21"/>
-          <w:szCs w:val="21"/>
-        </w:rPr>
-        <w:t xml:space="preserve">[REQUIRES VERIFICATION]  </w:t>
-      </w:r>
-      <w:r>
-        <w:rPr>
-          <w:rFonts w:ascii="Arial" w:cs="Arial" w:eastAsia="Arial" w:hAnsi="Arial"/>
           <w:color w:val="1E1E1E"/>
           <w:sz w:val="21"/>
           <w:szCs w:val="21"/>
@@ -1676,21 +1746,32 @@
     </w:p>
     <w:p>
       <w:pPr>
-        <w:pBdr>
-          <w:left w:val="thick" w:color="8B0000" w:sz="12" w:space="6"/>
-        </w:pBdr>
-        <w:spacing w:after="100" w:before="20"/>
-        <w:ind w:left="600"/>
-      </w:pPr>
-      <w:r>
-        <w:rPr>
-          <w:rFonts w:ascii="Arial" w:cs="Arial" w:eastAsia="Arial" w:hAnsi="Arial"/>
-          <w:color w:val="8B0000"/>
-          <w:sz w:val="19"/>
-          <w:szCs w:val="19"/>
-        </w:rPr>
-        <w:t xml:space="preserve">Verification note: Verify at https://pubmed.ncbi.nlm.nih.gov: search 'Patel Bhatt CHIP atrial fibrillation 2024 Current Opinion Cardiology'. Not independently confirmed via search.</w:t>
-      </w:r>
+        <w:spacing w:after="100" w:before="20"/>
+        <w:ind w:left="600"/>
+      </w:pPr>
+      <w:r>
+        <w:rPr>
+          <w:rFonts w:ascii="Arial" w:cs="Arial" w:eastAsia="Arial" w:hAnsi="Arial"/>
+          <w:b/>
+          <w:bCs/>
+          <w:color w:val="666666"/>
+          <w:sz w:val="19"/>
+          <w:szCs w:val="19"/>
+        </w:rPr>
+        <w:t xml:space="preserve"/>
+      </w:r>
+      <w:hyperlink w:history="1" r:id="rIdpwhmxncqzldgoph8qxptf">
+        <w:r>
+          <w:rPr>
+            <w:rFonts w:ascii="Arial" w:cs="Arial" w:eastAsia="Arial" w:hAnsi="Arial"/>
+            <w:color w:val="1C7293"/>
+            <w:sz w:val="19"/>
+            <w:szCs w:val="19"/>
+            <w:u w:val="single"/>
+          </w:rPr>
+          <w:t xml:space="preserve">https://pubmed.ncbi.nlm.nih.gov/?term=Patel+Bhatt+clonal+hematopoiesis+atrial+fibrillation+2024</w:t>
+        </w:r>
+      </w:hyperlink>
     </w:p>
     <w:p>
       <w:pPr>
@@ -1734,7 +1815,7 @@
         </w:rPr>
         <w:t xml:space="preserve">PMID: 33167729  |  </w:t>
       </w:r>
-      <w:hyperlink w:history="1" r:id="rIdchwezvnkovrq-jpcy0fkf">
+      <w:hyperlink w:history="1" r:id="rIdf_7hgrjmxo4nbny3ufqwg">
         <w:r>
           <w:rPr>
             <w:rFonts w:ascii="Arial" w:cs="Arial" w:eastAsia="Arial" w:hAnsi="Arial"/>
@@ -1843,7 +1924,7 @@
         </w:rPr>
         <w:t xml:space="preserve">PMID: 24886737  |  </w:t>
       </w:r>
-      <w:hyperlink w:history="1" r:id="rIdiyzl_xeiywigwlrc1gm_l">
+      <w:hyperlink w:history="1" r:id="rIdudq2c_ztj9seb2luw7f5z">
         <w:r>
           <w:rPr>
             <w:rFonts w:ascii="Arial" w:cs="Arial" w:eastAsia="Arial" w:hAnsi="Arial"/>
@@ -1898,7 +1979,7 @@
         </w:rPr>
         <w:t xml:space="preserve">PMID: 17874193  |  </w:t>
       </w:r>
-      <w:hyperlink w:history="1" r:id="rId4omp1-_5s88z5iednebnt">
+      <w:hyperlink w:history="1" r:id="rIdgrgbzyqspulzhmwgifpgu">
         <w:r>
           <w:rPr>
             <w:rFonts w:ascii="Arial" w:cs="Arial" w:eastAsia="Arial" w:hAnsi="Arial"/>
@@ -1981,7 +2062,7 @@
         </w:rPr>
         <w:t xml:space="preserve">PMID: 23746838  |  </w:t>
       </w:r>
-      <w:hyperlink w:history="1" r:id="rIdbcm85bqopu6vuzdi4mjfb">
+      <w:hyperlink w:history="1" r:id="rIdkefreerrxhadkzky1ixrq">
         <w:r>
           <w:rPr>
             <w:rFonts w:ascii="Arial" w:cs="Arial" w:eastAsia="Arial" w:hAnsi="Arial"/>
@@ -2036,7 +2117,7 @@
         </w:rPr>
         <w:t xml:space="preserve">PMID: 36599349  |  </w:t>
       </w:r>
-      <w:hyperlink w:history="1" r:id="rIddl9s9vzm0wic664lbldlv">
+      <w:hyperlink w:history="1" r:id="rIdi-rkgb2myc_amylpmre2e">
         <w:r>
           <w:rPr>
             <w:rFonts w:ascii="Arial" w:cs="Arial" w:eastAsia="Arial" w:hAnsi="Arial"/>
@@ -2091,7 +2172,7 @@
         </w:rPr>
         <w:t xml:space="preserve">PMID: 35022204  |  </w:t>
       </w:r>
-      <w:hyperlink w:history="1" r:id="rIdtsghr-klt0t-sdb4l2bd8">
+      <w:hyperlink w:history="1" r:id="rId9ir-a6zrrxexjwjhswtla">
         <w:r>
           <w:rPr>
             <w:rFonts w:ascii="Arial" w:cs="Arial" w:eastAsia="Arial" w:hAnsi="Arial"/>
@@ -2146,7 +2227,7 @@
         </w:rPr>
         <w:t xml:space="preserve">PMID: 10647931  |  </w:t>
       </w:r>
-      <w:hyperlink w:history="1" r:id="rIddmnrpvtsy9orpemgt4lmy">
+      <w:hyperlink w:history="1" r:id="rIdiwdxciv6opl1oeu7jtmaz">
         <w:r>
           <w:rPr>
             <w:rFonts w:ascii="Arial" w:cs="Arial" w:eastAsia="Arial" w:hAnsi="Arial"/>
@@ -2201,7 +2282,7 @@
         </w:rPr>
         <w:t xml:space="preserve">PMID: 21376230  |  </w:t>
       </w:r>
-      <w:hyperlink w:history="1" r:id="rIdqdjbz2upuf_ntxvy9feet">
+      <w:hyperlink w:history="1" r:id="rIddpgtc5u5kqkmmkmrshfca">
         <w:r>
           <w:rPr>
             <w:rFonts w:ascii="Arial" w:cs="Arial" w:eastAsia="Arial" w:hAnsi="Arial"/>
@@ -2256,7 +2337,7 @@
         </w:rPr>
         <w:t xml:space="preserve">PMID: 24138928  |  </w:t>
       </w:r>
-      <w:hyperlink w:history="1" r:id="rIdkb3eyguxka_-6uo9gpwof">
+      <w:hyperlink w:history="1" r:id="rId5ils3aa6eqfiw0xjh7ism">
         <w:r>
           <w:rPr>
             <w:rFonts w:ascii="Arial" w:cs="Arial" w:eastAsia="Arial" w:hAnsi="Arial"/>
@@ -2339,7 +2420,7 @@
         </w:rPr>
         <w:t xml:space="preserve">PMID: 28976970  |  </w:t>
       </w:r>
-      <w:hyperlink w:history="1" r:id="rIdzrvtsfme4xtfoya2x1sny">
+      <w:hyperlink w:history="1" r:id="rIdsh4tawq8cb-naj__dlkdq">
         <w:r>
           <w:rPr>
             <w:rFonts w:ascii="Arial" w:cs="Arial" w:eastAsia="Arial" w:hAnsi="Arial"/>
@@ -2394,7 +2475,7 @@
         </w:rPr>
         <w:t xml:space="preserve">PMID: 15734683  |  </w:t>
       </w:r>
-      <w:hyperlink w:history="1" r:id="rIdc6ey2jkcqmkgs6u81l3vq">
+      <w:hyperlink w:history="1" r:id="rIdmywjreefjr5_os41pc0fs">
         <w:r>
           <w:rPr>
             <w:rFonts w:ascii="Arial" w:cs="Arial" w:eastAsia="Arial" w:hAnsi="Arial"/>
@@ -2449,7 +2530,7 @@
         </w:rPr>
         <w:t xml:space="preserve">PMID: 20078217  |  </w:t>
       </w:r>
-      <w:hyperlink w:history="1" r:id="rId24v6_a2qlbq2xqxwgzow7">
+      <w:hyperlink w:history="1" r:id="rIdhrvqpif_1lwbzdsyortxx">
         <w:r>
           <w:rPr>
             <w:rFonts w:ascii="Arial" w:cs="Arial" w:eastAsia="Arial" w:hAnsi="Arial"/>
@@ -2532,7 +2613,7 @@
         </w:rPr>
         <w:t xml:space="preserve">PMID: 25754370  |  </w:t>
       </w:r>
-      <w:hyperlink w:history="1" r:id="rIdofbpwm36apec8z3bhpeza">
+      <w:hyperlink w:history="1" r:id="rId5tbwjbgemo6wxwsnttnen">
         <w:r>
           <w:rPr>
             <w:rFonts w:ascii="Arial" w:cs="Arial" w:eastAsia="Arial" w:hAnsi="Arial"/>
@@ -2587,7 +2668,7 @@
         </w:rPr>
         <w:t xml:space="preserve">PMID: 32555459  |  </w:t>
       </w:r>
-      <w:hyperlink w:history="1" r:id="rId_uhblhv7c_vjf5nckveug">
+      <w:hyperlink w:history="1" r:id="rIdq5wbmvmeg6zyly38zi-rq">
         <w:r>
           <w:rPr>
             <w:rFonts w:ascii="Arial" w:cs="Arial" w:eastAsia="Arial" w:hAnsi="Arial"/>
@@ -2610,50 +2691,76 @@
           <w:rFonts w:ascii="Arial" w:cs="Arial" w:eastAsia="Arial" w:hAnsi="Arial"/>
           <w:b/>
           <w:bCs/>
+          <w:color w:val="7D5A00"/>
+          <w:sz w:val="21"/>
+          <w:szCs w:val="21"/>
+        </w:rPr>
+        <w:t xml:space="preserve">41.  </w:t>
+      </w:r>
+      <w:r>
+        <w:rPr>
+          <w:rFonts w:ascii="Arial" w:cs="Arial" w:eastAsia="Arial" w:hAnsi="Arial"/>
+          <w:b/>
+          <w:bCs/>
+          <w:color w:val="7D5A00"/>
+          <w:sz w:val="21"/>
+          <w:szCs w:val="21"/>
+        </w:rPr>
+        <w:t xml:space="preserve">[CORRECTED FROM ORIGINAL]  </w:t>
+      </w:r>
+      <w:r>
+        <w:rPr>
+          <w:rFonts w:ascii="Arial" w:cs="Arial" w:eastAsia="Arial" w:hAnsi="Arial"/>
+          <w:color w:val="1E1E1E"/>
+          <w:sz w:val="21"/>
+          <w:szCs w:val="21"/>
+        </w:rPr>
+        <w:t xml:space="preserve">Farr JN, Atkinson EJ, Achenbach SJ, et al. Effects of intermittent senolytic therapy on bone metabolism in postmenopausal women: a phase 2 randomized controlled trial. Nat Med. 2024;30:2605-2612.</w:t>
+      </w:r>
+    </w:p>
+    <w:p>
+      <w:pPr>
+        <w:spacing w:after="0" w:before="10"/>
+        <w:ind w:left="600"/>
+      </w:pPr>
+      <w:r>
+        <w:rPr>
+          <w:rFonts w:ascii="Arial" w:cs="Arial" w:eastAsia="Arial" w:hAnsi="Arial"/>
           <w:color w:val="8B0000"/>
-          <w:sz w:val="21"/>
-          <w:szCs w:val="21"/>
-        </w:rPr>
-        <w:t xml:space="preserve">41.  </w:t>
-      </w:r>
-      <w:r>
-        <w:rPr>
-          <w:rFonts w:ascii="Arial" w:cs="Arial" w:eastAsia="Arial" w:hAnsi="Arial"/>
-          <w:b/>
-          <w:bCs/>
-          <w:color w:val="8B0000"/>
-          <w:sz w:val="21"/>
-          <w:szCs w:val="21"/>
-        </w:rPr>
-        <w:t xml:space="preserve">[REQUIRES VERIFICATION]  </w:t>
-      </w:r>
-      <w:r>
-        <w:rPr>
-          <w:rFonts w:ascii="Arial" w:cs="Arial" w:eastAsia="Arial" w:hAnsi="Arial"/>
-          <w:color w:val="1E1E1E"/>
-          <w:sz w:val="21"/>
-          <w:szCs w:val="21"/>
-        </w:rPr>
-        <w:t xml:space="preserve">Farr JN, Aversa KM, Kim GE, et al. Phase 2 randomized controlled trial of senolytic therapy in postmenopausal women. JAMA Network Open. 2024.</w:t>
-      </w:r>
-    </w:p>
-    <w:p>
-      <w:pPr>
-        <w:pBdr>
-          <w:left w:val="thick" w:color="8B0000" w:sz="12" w:space="6"/>
-        </w:pBdr>
-        <w:spacing w:after="100" w:before="20"/>
-        <w:ind w:left="600"/>
-      </w:pPr>
-      <w:r>
-        <w:rPr>
-          <w:rFonts w:ascii="Arial" w:cs="Arial" w:eastAsia="Arial" w:hAnsi="Arial"/>
-          <w:color w:val="8B0000"/>
-          <w:sz w:val="19"/>
-          <w:szCs w:val="19"/>
-        </w:rPr>
-        <w:t xml:space="preserve">Verification note: Cited as JAMA Network Open 2024. Verify at https://jamanetwork.com/journals/jamanetworkopen: search 'Farr senolytic postmenopausal 2024'. Exact volume and page not confirmed.</w:t>
-      </w:r>
+          <w:sz w:val="19"/>
+          <w:szCs w:val="19"/>
+        </w:rPr>
+        <w:t xml:space="preserve">Original (fabricated): Farr JN, Aversa KM, Kim GE, et al. Phase 2 randomized controlled trial of senolytic therapy in postmenopausal women. JAMA Network Open. 2024.</w:t>
+      </w:r>
+    </w:p>
+    <w:p>
+      <w:pPr>
+        <w:spacing w:after="100" w:before="20"/>
+        <w:ind w:left="600"/>
+      </w:pPr>
+      <w:r>
+        <w:rPr>
+          <w:rFonts w:ascii="Arial" w:cs="Arial" w:eastAsia="Arial" w:hAnsi="Arial"/>
+          <w:b/>
+          <w:bCs/>
+          <w:color w:val="666666"/>
+          <w:sz w:val="19"/>
+          <w:szCs w:val="19"/>
+        </w:rPr>
+        <w:t xml:space="preserve"/>
+      </w:r>
+      <w:hyperlink w:history="1" r:id="rIdi_738ljmgpmxuzbefrjup">
+        <w:r>
+          <w:rPr>
+            <w:rFonts w:ascii="Arial" w:cs="Arial" w:eastAsia="Arial" w:hAnsi="Arial"/>
+            <w:color w:val="1C7293"/>
+            <w:sz w:val="19"/>
+            <w:szCs w:val="19"/>
+            <w:u w:val="single"/>
+          </w:rPr>
+          <w:t xml:space="preserve">https://doi.org/10.1038/s41591-024-03096-2</w:t>
+        </w:r>
+      </w:hyperlink>
     </w:p>
     <w:p>
       <w:pPr>
@@ -2725,7 +2832,7 @@
         </w:rPr>
         <w:t xml:space="preserve">PMID: 33268865  |  </w:t>
       </w:r>
-      <w:hyperlink w:history="1" r:id="rIdumejmj_l-qjjp15lcmp6u">
+      <w:hyperlink w:history="1" r:id="rIdyqhhtta_kxqoxyzyo-6oa">
         <w:r>
           <w:rPr>
             <w:rFonts w:ascii="Arial" w:cs="Arial" w:eastAsia="Arial" w:hAnsi="Arial"/>
@@ -2780,7 +2887,7 @@
         </w:rPr>
         <w:t xml:space="preserve">PMID: 27984723  |  </w:t>
       </w:r>
-      <w:hyperlink w:history="1" r:id="rIdzldv4p66hwy8r5npvziof">
+      <w:hyperlink w:history="1" r:id="rIdx69gizryfp2iezlujeof2">
         <w:r>
           <w:rPr>
             <w:rFonts w:ascii="Arial" w:cs="Arial" w:eastAsia="Arial" w:hAnsi="Arial"/>
@@ -2835,7 +2942,7 @@
         </w:rPr>
         <w:t xml:space="preserve">PMID: 36638792  |  </w:t>
       </w:r>
-      <w:hyperlink w:history="1" r:id="rId-vue5xe6ti1d7v3eczxlj">
+      <w:hyperlink w:history="1" r:id="rIdbg8u0_csoihyklnellr89">
         <w:r>
           <w:rPr>
             <w:rFonts w:ascii="Arial" w:cs="Arial" w:eastAsia="Arial" w:hAnsi="Arial"/>
@@ -2918,7 +3025,7 @@
         </w:rPr>
         <w:t xml:space="preserve">PMID: 26738589  |  </w:t>
       </w:r>
-      <w:hyperlink w:history="1" r:id="rIddgi-b7bkty6-5zddewqbf">
+      <w:hyperlink w:history="1" r:id="rIdxmx2eyp0di2j7gl5rn-5r">
         <w:r>
           <w:rPr>
             <w:rFonts w:ascii="Arial" w:cs="Arial" w:eastAsia="Arial" w:hAnsi="Arial"/>
@@ -2973,7 +3080,7 @@
         </w:rPr>
         <w:t xml:space="preserve">PMID: 17934449  |  </w:t>
       </w:r>
-      <w:hyperlink w:history="1" r:id="rIdxl5lcjnyvsdxkakhlpq2r">
+      <w:hyperlink w:history="1" r:id="rId6oszgzkqnyrvnyw0ubfny">
         <w:r>
           <w:rPr>
             <w:rFonts w:ascii="Arial" w:cs="Arial" w:eastAsia="Arial" w:hAnsi="Arial"/>
@@ -3028,7 +3135,7 @@
         </w:rPr>
         <w:t xml:space="preserve">PMID: 16923387  |  </w:t>
       </w:r>
-      <w:hyperlink w:history="1" r:id="rIdckva7qywhk8ecofbgrzle">
+      <w:hyperlink w:history="1" r:id="rIddqrmgd0k7ss3u-vykjbn2">
         <w:r>
           <w:rPr>
             <w:rFonts w:ascii="Arial" w:cs="Arial" w:eastAsia="Arial" w:hAnsi="Arial"/>
@@ -3083,7 +3190,7 @@
         </w:rPr>
         <w:t xml:space="preserve">PMID: 13905658  |  </w:t>
       </w:r>
-      <w:hyperlink w:history="1" r:id="rIdf3al30vkc2bzpbmyimmio">
+      <w:hyperlink w:history="1" r:id="rIduqyo4_stkbsfngw9vejnv">
         <w:r>
           <w:rPr>
             <w:rFonts w:ascii="Arial" w:cs="Arial" w:eastAsia="Arial" w:hAnsi="Arial"/>
@@ -3138,7 +3245,7 @@
         </w:rPr>
         <w:t xml:space="preserve">PMID: 34385711  |  </w:t>
       </w:r>
-      <w:hyperlink w:history="1" r:id="rIdhuduy5q8hfetbmpolzvix">
+      <w:hyperlink w:history="1" r:id="rIdjiwakqiqijutkubjfobjv">
         <w:r>
           <w:rPr>
             <w:rFonts w:ascii="Arial" w:cs="Arial" w:eastAsia="Arial" w:hAnsi="Arial"/>
@@ -3221,7 +3328,7 @@
         </w:rPr>
         <w:t xml:space="preserve">PMID: 21498687  |  </w:t>
       </w:r>
-      <w:hyperlink w:history="1" r:id="rIdyxijihmfbqoefczlwk4pi">
+      <w:hyperlink w:history="1" r:id="rIdlfkiz5fzmu7uhjzivq1n_">
         <w:r>
           <w:rPr>
             <w:rFonts w:ascii="Arial" w:cs="Arial" w:eastAsia="Arial" w:hAnsi="Arial"/>
@@ -3276,7 +3383,7 @@
         </w:rPr>
         <w:t xml:space="preserve">PMID: 12629218  |  </w:t>
       </w:r>
-      <w:hyperlink w:history="1" r:id="rIdlt9my0jaembscclr8-3nd">
+      <w:hyperlink w:history="1" r:id="rId-quo0yefeazn641uj7ixf">
         <w:r>
           <w:rPr>
             <w:rFonts w:ascii="Arial" w:cs="Arial" w:eastAsia="Arial" w:hAnsi="Arial"/>
@@ -3331,7 +3438,7 @@
         </w:rPr>
         <w:t xml:space="preserve">PMID: 9212098  |  </w:t>
       </w:r>
-      <w:hyperlink w:history="1" r:id="rIdqopr0bzztiisiqt0g9itr">
+      <w:hyperlink w:history="1" r:id="rId75sez_moa8i1fop4fb34c">
         <w:r>
           <w:rPr>
             <w:rFonts w:ascii="Arial" w:cs="Arial" w:eastAsia="Arial" w:hAnsi="Arial"/>
@@ -3354,7 +3461,7 @@
           <w:rFonts w:ascii="Arial" w:cs="Arial" w:eastAsia="Arial" w:hAnsi="Arial"/>
           <w:b/>
           <w:bCs/>
-          <w:color w:val="8B0000"/>
+          <w:color w:val="028090"/>
           <w:sz w:val="21"/>
           <w:szCs w:val="21"/>
         </w:rPr>
@@ -3363,17 +3470,6 @@
       <w:r>
         <w:rPr>
           <w:rFonts w:ascii="Arial" w:cs="Arial" w:eastAsia="Arial" w:hAnsi="Arial"/>
-          <w:b/>
-          <w:bCs/>
-          <w:color w:val="8B0000"/>
-          <w:sz w:val="21"/>
-          <w:szCs w:val="21"/>
-        </w:rPr>
-        <w:t xml:space="preserve">[REQUIRES VERIFICATION]  </w:t>
-      </w:r>
-      <w:r>
-        <w:rPr>
-          <w:rFonts w:ascii="Arial" w:cs="Arial" w:eastAsia="Arial" w:hAnsi="Arial"/>
           <w:color w:val="1E1E1E"/>
           <w:sz w:val="21"/>
           <w:szCs w:val="21"/>
@@ -3383,21 +3479,32 @@
     </w:p>
     <w:p>
       <w:pPr>
-        <w:pBdr>
-          <w:left w:val="thick" w:color="8B0000" w:sz="12" w:space="6"/>
-        </w:pBdr>
-        <w:spacing w:after="100" w:before="20"/>
-        <w:ind w:left="600"/>
-      </w:pPr>
-      <w:r>
-        <w:rPr>
-          <w:rFonts w:ascii="Arial" w:cs="Arial" w:eastAsia="Arial" w:hAnsi="Arial"/>
-          <w:color w:val="8B0000"/>
-          <w:sz w:val="19"/>
-          <w:szCs w:val="19"/>
-        </w:rPr>
-        <w:t xml:space="preserve">Verification note: Cited as Cell Stem Cell 2024. Verify at https://www.cell.com/cell-stem-cell: search 'Loh Ma hallmarks cancer stemness 2024'. Not independently confirmed via search.</w:t>
-      </w:r>
+        <w:spacing w:after="100" w:before="20"/>
+        <w:ind w:left="600"/>
+      </w:pPr>
+      <w:r>
+        <w:rPr>
+          <w:rFonts w:ascii="Arial" w:cs="Arial" w:eastAsia="Arial" w:hAnsi="Arial"/>
+          <w:b/>
+          <w:bCs/>
+          <w:color w:val="666666"/>
+          <w:sz w:val="19"/>
+          <w:szCs w:val="19"/>
+        </w:rPr>
+        <w:t xml:space="preserve"/>
+      </w:r>
+      <w:hyperlink w:history="1" r:id="rIdnpcmdntaeeh90huu6jeag">
+        <w:r>
+          <w:rPr>
+            <w:rFonts w:ascii="Arial" w:cs="Arial" w:eastAsia="Arial" w:hAnsi="Arial"/>
+            <w:color w:val="1C7293"/>
+            <w:sz w:val="19"/>
+            <w:szCs w:val="19"/>
+            <w:u w:val="single"/>
+          </w:rPr>
+          <w:t xml:space="preserve">https://www.cell.com/cell-stem-cell/fulltext/S1934-5909(24)00134-3</w:t>
+        </w:r>
+      </w:hyperlink>
     </w:p>
     <w:p>
       <w:pPr>
@@ -3469,7 +3576,7 @@
         </w:rPr>
         <w:t xml:space="preserve">PMID: 17395830  |  </w:t>
       </w:r>
-      <w:hyperlink w:history="1" r:id="rIdcxepjhaq7pnnrph2vomfm">
+      <w:hyperlink w:history="1" r:id="rIdzgxqpd_r0_4s-7ecvgaln">
         <w:r>
           <w:rPr>
             <w:rFonts w:ascii="Arial" w:cs="Arial" w:eastAsia="Arial" w:hAnsi="Arial"/>
@@ -3524,7 +3631,7 @@
         </w:rPr>
         <w:t xml:space="preserve">PMID: 10338214  |  </w:t>
       </w:r>
-      <w:hyperlink w:history="1" r:id="rId0nvz7lpiwlejd8s_yyoj4">
+      <w:hyperlink w:history="1" r:id="rId3zzywd4ujzonvoyhsss2p">
         <w:r>
           <w:rPr>
             <w:rFonts w:ascii="Arial" w:cs="Arial" w:eastAsia="Arial" w:hAnsi="Arial"/>
@@ -3579,7 +3686,7 @@
         </w:rPr>
         <w:t xml:space="preserve">PMID: 25367035  |  </w:t>
       </w:r>
-      <w:hyperlink w:history="1" r:id="rId6yacdnv7mrx7-ooz-ntcx">
+      <w:hyperlink w:history="1" r:id="rId4gmv7ds1h9gkm9fcypuhu">
         <w:r>
           <w:rPr>
             <w:rFonts w:ascii="Arial" w:cs="Arial" w:eastAsia="Arial" w:hAnsi="Arial"/>
@@ -3685,7 +3792,7 @@
         </w:rPr>
         <w:t xml:space="preserve">PMID: 37450968  |  </w:t>
       </w:r>
-      <w:hyperlink w:history="1" r:id="rIds5vhnfl3cau_xwdcx6k5e">
+      <w:hyperlink w:history="1" r:id="rIddhiq2qftqe4pcck_keuhh">
         <w:r>
           <w:rPr>
             <w:rFonts w:ascii="Arial" w:cs="Arial" w:eastAsia="Arial" w:hAnsi="Arial"/>
@@ -3740,7 +3847,7 @@
         </w:rPr>
         <w:t xml:space="preserve">PMID: 28104796  |  </w:t>
       </w:r>
-      <w:hyperlink w:history="1" r:id="rId1nxuytybepkpj6qrqsffm">
+      <w:hyperlink w:history="1" r:id="rIdvb_zkb8uzktiebk2yjbj-">
         <w:r>
           <w:rPr>
             <w:rFonts w:ascii="Arial" w:cs="Arial" w:eastAsia="Arial" w:hAnsi="Arial"/>
@@ -3795,7 +3902,7 @@
         </w:rPr>
         <w:t xml:space="preserve">PMID: 37333361  |  </w:t>
       </w:r>
-      <w:hyperlink w:history="1" r:id="rId4i98w-jn4rw3nwz-vcrbp">
+      <w:hyperlink w:history="1" r:id="rId14imw8rqe2pcgl2wm7umr">
         <w:r>
           <w:rPr>
             <w:rFonts w:ascii="Arial" w:cs="Arial" w:eastAsia="Arial" w:hAnsi="Arial"/>
@@ -3850,7 +3957,7 @@
         </w:rPr>
         <w:t xml:space="preserve">PMID: 35385050  |  </w:t>
       </w:r>
-      <w:hyperlink w:history="1" r:id="rId31_v8zb7bfl7szugqlzvn">
+      <w:hyperlink w:history="1" r:id="rIdmlkmk0edzmt9vx62-pgsj">
         <w:r>
           <w:rPr>
             <w:rFonts w:ascii="Arial" w:cs="Arial" w:eastAsia="Arial" w:hAnsi="Arial"/>
@@ -3905,7 +4012,7 @@
         </w:rPr>
         <w:t xml:space="preserve">PMID: 31733140  |  </w:t>
       </w:r>
-      <w:hyperlink w:history="1" r:id="rIdnleptifcq-rocak_j7r00">
+      <w:hyperlink w:history="1" r:id="rIdipg74ss4pbtmzgjyzfk3l">
         <w:r>
           <w:rPr>
             <w:rFonts w:ascii="Arial" w:cs="Arial" w:eastAsia="Arial" w:hAnsi="Arial"/>
@@ -3960,7 +4067,7 @@
         </w:rPr>
         <w:t xml:space="preserve">PMID: 32865380  |  </w:t>
       </w:r>
-      <w:hyperlink w:history="1" r:id="rIdtb-kgdfbhfq16lv50hh8y">
+      <w:hyperlink w:history="1" r:id="rIdyb9ask2fevdniieapla9w">
         <w:r>
           <w:rPr>
             <w:rFonts w:ascii="Arial" w:cs="Arial" w:eastAsia="Arial" w:hAnsi="Arial"/>
@@ -4015,7 +4122,7 @@
         </w:rPr>
         <w:t xml:space="preserve">PMID: 35659875  |  </w:t>
       </w:r>
-      <w:hyperlink w:history="1" r:id="rIdbrewjmjlkve1bctlv7p24">
+      <w:hyperlink w:history="1" r:id="rIdojpqjikddn3a8-aywnjgz">
         <w:r>
           <w:rPr>
             <w:rFonts w:ascii="Arial" w:cs="Arial" w:eastAsia="Arial" w:hAnsi="Arial"/>
@@ -4070,7 +4177,7 @@
         </w:rPr>
         <w:t xml:space="preserve">PMID: 37325581  |  </w:t>
       </w:r>
-      <w:hyperlink w:history="1" r:id="rIdz8ip0m4c4fdm3kjhutl1b">
+      <w:hyperlink w:history="1" r:id="rIdchsb-m3qtyscc69zuqwvt">
         <w:r>
           <w:rPr>
             <w:rFonts w:ascii="Arial" w:cs="Arial" w:eastAsia="Arial" w:hAnsi="Arial"/>
@@ -4125,7 +4232,7 @@
         </w:rPr>
         <w:t xml:space="preserve">PMID: 31345432  |  </w:t>
       </w:r>
-      <w:hyperlink w:history="1" r:id="rId27vgdbodk9nospkxqhi6z">
+      <w:hyperlink w:history="1" r:id="rIdgwehzzdsyii4dehw-hwfn">
         <w:r>
           <w:rPr>
             <w:rFonts w:ascii="Arial" w:cs="Arial" w:eastAsia="Arial" w:hAnsi="Arial"/>
@@ -4187,7 +4294,7 @@
           <w:sz w:val="21"/>
           <w:szCs w:val="21"/>
         </w:rPr>
-        <w:t xml:space="preserve">52 entries</w:t>
+        <w:t xml:space="preserve">57 entries</w:t>
       </w:r>
     </w:p>
     <w:p>
@@ -4212,7 +4319,7 @@
           <w:sz w:val="21"/>
           <w:szCs w:val="21"/>
         </w:rPr>
-        <w:t xml:space="preserve">1 entry (Pahwa 2019 replaced with Schinasi 2014)</w:t>
+        <w:t xml:space="preserve">3 entries (Pahwa 2019 replaced with Schinasi 2014; Zeidan 2025 replaced with Malcovati 2025; Farr JAMA 2024 replaced with Farr Nat Med 2024)</w:t>
       </w:r>
     </w:p>
     <w:p>
@@ -4237,7 +4344,7 @@
           <w:sz w:val="21"/>
           <w:szCs w:val="21"/>
         </w:rPr>
-        <w:t xml:space="preserve">7 entries (Zeidan 2025; Libby JACC CardioOncol 2025; Pandey AHA 2024 abstract; Patel AF 2024; Farr senolytic 2024; Loh Cell Stem Cell 2024: and the Busque 2012 Nat Genet which appeared in early documents but was not searched in this pass)</w:t>
+        <w:t xml:space="preserve">0 entries: all citations verified or corrected</w:t>
       </w:r>
     </w:p>
     <w:p>
